--- a/Word.docx
+++ b/Word.docx
@@ -28,6 +28,7 @@
         <w:rPr>
           <w:b/>
           <w:bCs/>
+          <w:noProof/>
         </w:rPr>
         <w:drawing>
           <wp:inline distT="0" distB="0" distL="0" distR="0" wp14:anchorId="01393460" wp14:editId="17ECD1E0">
@@ -81,9 +82,97 @@
       </w:r>
     </w:p>
     <w:p>
+      <w:proofErr w:type="spellStart"/>
+      <w:r>
+        <w:t>Đăng</w:t>
+      </w:r>
+      <w:proofErr w:type="spellEnd"/>
+      <w:r>
+        <w:t xml:space="preserve"> </w:t>
+      </w:r>
+      <w:proofErr w:type="spellStart"/>
+      <w:r>
+        <w:t>nhập</w:t>
+      </w:r>
+      <w:proofErr w:type="spellEnd"/>
+    </w:p>
+    <w:p>
+      <w:pPr>
+        <w:rPr>
+          <w:b/>
+          <w:bCs/>
+        </w:rPr>
+      </w:pPr>
+      <w:r>
+        <w:rPr>
+          <w:b/>
+          <w:bCs/>
+        </w:rPr>
+        <w:lastRenderedPageBreak/>
+        <w:drawing>
+          <wp:inline distT="0" distB="0" distL="0" distR="0" wp14:anchorId="571C770E" wp14:editId="5CD3B339">
+            <wp:extent cx="5943600" cy="4682490"/>
+            <wp:effectExtent l="0" t="0" r="0" b="3810"/>
+            <wp:docPr id="1841737299" name="Picture 1"/>
+            <wp:cNvGraphicFramePr>
+              <a:graphicFrameLocks xmlns:a="http://schemas.openxmlformats.org/drawingml/2006/main" noChangeAspect="1"/>
+            </wp:cNvGraphicFramePr>
+            <a:graphic xmlns:a="http://schemas.openxmlformats.org/drawingml/2006/main">
+              <a:graphicData uri="http://schemas.openxmlformats.org/drawingml/2006/picture">
+                <pic:pic xmlns:pic="http://schemas.openxmlformats.org/drawingml/2006/picture">
+                  <pic:nvPicPr>
+                    <pic:cNvPr id="1841737299" name=""/>
+                    <pic:cNvPicPr/>
+                  </pic:nvPicPr>
+                  <pic:blipFill>
+                    <a:blip r:embed="rId5"/>
+                    <a:stretch>
+                      <a:fillRect/>
+                    </a:stretch>
+                  </pic:blipFill>
+                  <pic:spPr>
+                    <a:xfrm>
+                      <a:off x="0" y="0"/>
+                      <a:ext cx="5943600" cy="4682490"/>
+                    </a:xfrm>
+                    <a:prstGeom prst="rect">
+                      <a:avLst/>
+                    </a:prstGeom>
+                  </pic:spPr>
+                </pic:pic>
+              </a:graphicData>
+            </a:graphic>
+          </wp:inline>
+        </w:drawing>
+      </w:r>
+    </w:p>
+    <w:p>
       <w:r>
         <w:br/>
-        <w:t>Thêm xóa QL Loại SP</w:t>
+      </w:r>
+      <w:proofErr w:type="spellStart"/>
+      <w:r>
+        <w:t>Thêm</w:t>
+      </w:r>
+      <w:proofErr w:type="spellEnd"/>
+      <w:r>
+        <w:t xml:space="preserve"> </w:t>
+      </w:r>
+      <w:proofErr w:type="spellStart"/>
+      <w:r>
+        <w:t>xóa</w:t>
+      </w:r>
+      <w:proofErr w:type="spellEnd"/>
+      <w:r>
+        <w:t xml:space="preserve"> QL </w:t>
+      </w:r>
+      <w:proofErr w:type="spellStart"/>
+      <w:r>
+        <w:t>Loại</w:t>
+      </w:r>
+      <w:proofErr w:type="spellEnd"/>
+      <w:r>
+        <w:t xml:space="preserve"> SP</w:t>
       </w:r>
     </w:p>
     <w:p>
@@ -109,7 +198,7 @@
                     </pic:cNvPicPr>
                   </pic:nvPicPr>
                   <pic:blipFill>
-                    <a:blip r:embed="rId5" cstate="print">
+                    <a:blip r:embed="rId6" cstate="print">
                       <a:extLst>
                         <a:ext uri="{28A0092B-C50C-407E-A947-70E740481C1C}">
                           <a14:useLocalDpi xmlns:a14="http://schemas.microsoft.com/office/drawing/2010/main" val="0"/>
@@ -142,8 +231,30 @@
       </w:r>
     </w:p>
     <w:p>
-      <w:r>
-        <w:t>Tìm sửa QL Loại SP</w:t>
+      <w:proofErr w:type="spellStart"/>
+      <w:r>
+        <w:lastRenderedPageBreak/>
+        <w:t>Tìm</w:t>
+      </w:r>
+      <w:proofErr w:type="spellEnd"/>
+      <w:r>
+        <w:t xml:space="preserve"> </w:t>
+      </w:r>
+      <w:proofErr w:type="spellStart"/>
+      <w:r>
+        <w:t>sửa</w:t>
+      </w:r>
+      <w:proofErr w:type="spellEnd"/>
+      <w:r>
+        <w:t xml:space="preserve"> QL </w:t>
+      </w:r>
+      <w:proofErr w:type="spellStart"/>
+      <w:r>
+        <w:t>Loại</w:t>
+      </w:r>
+      <w:proofErr w:type="spellEnd"/>
+      <w:r>
+        <w:t xml:space="preserve"> SP</w:t>
       </w:r>
     </w:p>
     <w:p>
@@ -151,7 +262,6 @@
         <w:rPr>
           <w:noProof/>
         </w:rPr>
-        <w:lastRenderedPageBreak/>
         <w:drawing>
           <wp:inline distT="0" distB="0" distL="0" distR="0" wp14:anchorId="1C6AFC92" wp14:editId="722ED5C1">
             <wp:extent cx="5943600" cy="2537460"/>
@@ -170,7 +280,7 @@
                     </pic:cNvPicPr>
                   </pic:nvPicPr>
                   <pic:blipFill>
-                    <a:blip r:embed="rId6" cstate="print">
+                    <a:blip r:embed="rId7" cstate="print">
                       <a:extLst>
                         <a:ext uri="{28A0092B-C50C-407E-A947-70E740481C1C}">
                           <a14:useLocalDpi xmlns:a14="http://schemas.microsoft.com/office/drawing/2010/main" val="0"/>
@@ -218,12 +328,36 @@
       </w:r>
     </w:p>
     <w:p>
-      <w:r>
-        <w:t>Tìm kiếm QL Loại SP</w:t>
+      <w:proofErr w:type="spellStart"/>
+      <w:r>
+        <w:t>Tìm</w:t>
+      </w:r>
+      <w:proofErr w:type="spellEnd"/>
+      <w:r>
+        <w:t xml:space="preserve"> </w:t>
+      </w:r>
+      <w:proofErr w:type="spellStart"/>
+      <w:r>
+        <w:t>kiếm</w:t>
+      </w:r>
+      <w:proofErr w:type="spellEnd"/>
+      <w:r>
+        <w:t xml:space="preserve"> QL </w:t>
+      </w:r>
+      <w:proofErr w:type="spellStart"/>
+      <w:r>
+        <w:t>Loại</w:t>
+      </w:r>
+      <w:proofErr w:type="spellEnd"/>
+      <w:r>
+        <w:t xml:space="preserve"> SP</w:t>
       </w:r>
     </w:p>
     <w:p>
       <w:r>
+        <w:rPr>
+          <w:noProof/>
+        </w:rPr>
         <w:drawing>
           <wp:inline distT="0" distB="0" distL="0" distR="0" wp14:anchorId="35A8841C" wp14:editId="56D058D1">
             <wp:extent cx="5943600" cy="2628900"/>
@@ -240,7 +374,7 @@
                     <pic:cNvPicPr/>
                   </pic:nvPicPr>
                   <pic:blipFill>
-                    <a:blip r:embed="rId7"/>
+                    <a:blip r:embed="rId8"/>
                     <a:stretch>
                       <a:fillRect/>
                     </a:stretch>
@@ -262,12 +396,28 @@
       </w:r>
     </w:p>
     <w:p>
-      <w:r>
-        <w:t>Thêm QL Loại SP</w:t>
+      <w:proofErr w:type="spellStart"/>
+      <w:r>
+        <w:t>Thêm</w:t>
+      </w:r>
+      <w:proofErr w:type="spellEnd"/>
+      <w:r>
+        <w:t xml:space="preserve"> QL </w:t>
+      </w:r>
+      <w:proofErr w:type="spellStart"/>
+      <w:r>
+        <w:t>Loại</w:t>
+      </w:r>
+      <w:proofErr w:type="spellEnd"/>
+      <w:r>
+        <w:t xml:space="preserve"> SP</w:t>
       </w:r>
     </w:p>
     <w:p>
       <w:r>
+        <w:rPr>
+          <w:noProof/>
+        </w:rPr>
         <w:lastRenderedPageBreak/>
         <w:drawing>
           <wp:inline distT="0" distB="0" distL="0" distR="0" wp14:anchorId="208D394C" wp14:editId="2EE8A244">
@@ -285,7 +435,7 @@
                     <pic:cNvPicPr/>
                   </pic:nvPicPr>
                   <pic:blipFill>
-                    <a:blip r:embed="rId8"/>
+                    <a:blip r:embed="rId9"/>
                     <a:stretch>
                       <a:fillRect/>
                     </a:stretch>
@@ -307,12 +457,28 @@
       </w:r>
     </w:p>
     <w:p>
-      <w:r>
-        <w:t>Xóa QL Loại SP</w:t>
+      <w:proofErr w:type="spellStart"/>
+      <w:r>
+        <w:t>Xóa</w:t>
+      </w:r>
+      <w:proofErr w:type="spellEnd"/>
+      <w:r>
+        <w:t xml:space="preserve"> QL </w:t>
+      </w:r>
+      <w:proofErr w:type="spellStart"/>
+      <w:r>
+        <w:t>Loại</w:t>
+      </w:r>
+      <w:proofErr w:type="spellEnd"/>
+      <w:r>
+        <w:t xml:space="preserve"> SP</w:t>
       </w:r>
     </w:p>
     <w:p>
       <w:r>
+        <w:rPr>
+          <w:noProof/>
+        </w:rPr>
         <w:drawing>
           <wp:inline distT="0" distB="0" distL="0" distR="0" wp14:anchorId="253CA90F" wp14:editId="51D5D1A3">
             <wp:extent cx="5943600" cy="2800350"/>
@@ -329,7 +495,7 @@
                     <pic:cNvPicPr/>
                   </pic:nvPicPr>
                   <pic:blipFill>
-                    <a:blip r:embed="rId9"/>
+                    <a:blip r:embed="rId10"/>
                     <a:stretch>
                       <a:fillRect/>
                     </a:stretch>
@@ -351,12 +517,28 @@
       </w:r>
     </w:p>
     <w:p>
-      <w:r>
-        <w:t>Sửa QL Loại SP</w:t>
+      <w:proofErr w:type="spellStart"/>
+      <w:r>
+        <w:t>Sửa</w:t>
+      </w:r>
+      <w:proofErr w:type="spellEnd"/>
+      <w:r>
+        <w:t xml:space="preserve"> QL </w:t>
+      </w:r>
+      <w:proofErr w:type="spellStart"/>
+      <w:r>
+        <w:t>Loại</w:t>
+      </w:r>
+      <w:proofErr w:type="spellEnd"/>
+      <w:r>
+        <w:t xml:space="preserve"> SP</w:t>
       </w:r>
     </w:p>
     <w:p>
       <w:r>
+        <w:rPr>
+          <w:noProof/>
+        </w:rPr>
         <w:lastRenderedPageBreak/>
         <w:drawing>
           <wp:inline distT="0" distB="0" distL="0" distR="0" wp14:anchorId="67DC8B05" wp14:editId="01A6AC5B">
@@ -374,7 +556,7 @@
                     <pic:cNvPicPr/>
                   </pic:nvPicPr>
                   <pic:blipFill>
-                    <a:blip r:embed="rId10"/>
+                    <a:blip r:embed="rId11"/>
                     <a:stretch>
                       <a:fillRect/>
                     </a:stretch>
